--- a/ru/wisdom-stories/three-scenes.docx
+++ b/ru/wisdom-stories/three-scenes.docx
@@ -40,7 +40,7 @@
         <w:rPr>
           <w:lang/>
         </w:rPr>
-        <w:t>Сначала он заметил людей, которые сеяли пшеницу. Едва зёрна касались земли, как тут же прорастали, тянулись вверх и наливались колосьями. Но вместо того чтобы собрать созревший урожай, земледельцы поджигали поле.</w:t>
+        <w:t xml:space="preserve">Сначала он заметил людей, которые сеяли пшеницу. Едва зёрна касались земли, как тут же прорастали, тянулись вверх, и на стеблях наливались колосья. Но вместо того чтобы собрать созревший урожай, земледельцы поджигали поле.</w:t>
       </w:r>
     </w:p>
     <w:p>
@@ -185,7 +185,7 @@
           <w:bCs/>
           <w:lang/>
         </w:rPr>
-        <w:t>Мораль: Не омрачай добро хвастовством и не заглушай совесть привычкой к дурным поступкам. Выбирая наставника, ищи того, у кого знания, честность и дела не расходятся между собой.</w:t>
+        <w:t>Мораль: Не омрачай добро хвастовством и не заглушай совесть привычкой к дурным поступкам. Выбирая наставника, ищи того, кто честен и чьи поступки согласуются с тем, чему он учит.</w:t>
       </w:r>
     </w:p>
     <w:p>
